--- a/docx/20_Warehouse Management System (WMS) - Feature Specification - Morise Holdings Limited.docx
+++ b/docx/20_Warehouse Management System (WMS) - Feature Specification - Morise Holdings Limited.docx
@@ -1304,6 +1304,22 @@
       </w:pPr>
       <w:r>
         <w:t>The delivery.manage / delivery.viewAll permission codes are now in the seed permission catalogue and granted (delivery.manage + delivery.viewAll to Super Administrator, Managing Director, IT Administrator and Operations Manager; delivery.manage (own company scope) to Branch Manager; delivery.viewAll to Group CEO, Auditor, External Auditor, Board Member and Read-only User), so the /api/v1/delivery dispatch API — including assigning a Morise Logistics Ltd delivery persona to a customer's order — is reachable and was verified end to end. This supersedes the “switched off” note in the earlier delivery, stamped-invoice and persona-assignment addenda. Seed data + grants only; no schema, endpoint or migration change. Still pending: seeded delivery personas, an Admin dispatch screen, and an openapi.json regeneration.</w:t>
+      </w:r>
+    </w:p>
+    <w:p>
+      <w:pPr>
+        <w:pStyle w:val="Heading2"/>
+      </w:pPr>
+      <w:r>
+        <w:t>Addendum (31 August 2026) — Storefront Wording: Services Catalog / Add to Invoice / Invoice</w:t>
+      </w:r>
+    </w:p>
+    <w:p>
+      <w:pPr>
+        <w:pStyle w:val="BodyText"/>
+      </w:pPr>
+      <w:r>
+        <w:t>The Customer Storefront's shopping vocabulary was changed on an administrator's request: “Product Catalog” — “Services Catalog”, “Add to Cart” — “Add to Invoice”, “Cart” — “Invoice”, across en.js and the ten translated language tables (header icon 🛒 — 🧾). Front-end strings only — no route, component, API, schema or permission change.</w:t>
       </w:r>
     </w:p>
     <w:sectPr>

--- a/docx/20_Warehouse Management System (WMS) - Feature Specification - Morise Holdings Limited.docx
+++ b/docx/20_Warehouse Management System (WMS) - Feature Specification - Morise Holdings Limited.docx
@@ -1320,6 +1320,22 @@
       </w:pPr>
       <w:r>
         <w:t>The Customer Storefront's shopping vocabulary was changed on an administrator's request: “Product Catalog” — “Services Catalog”, “Add to Cart” — “Add to Invoice”, “Cart” — “Invoice”, across en.js and the ten translated language tables (header icon 🛒 — 🧾). Front-end strings only — no route, component, API, schema or permission change.</w:t>
+      </w:r>
+    </w:p>
+    <w:p>
+      <w:pPr>
+        <w:pStyle w:val="Heading2"/>
+      </w:pPr>
+      <w:r>
+        <w:t>Addendum (1 September 2026) — Payroll Management Feature Specification</w:t>
+      </w:r>
+    </w:p>
+    <w:p>
+      <w:pPr>
+        <w:pStyle w:val="BodyText"/>
+      </w:pPr>
+      <w:r>
+        <w:t>A Payroll Management feature specification has been recorded for the group: a multi-subsidiary payroll system covering salary structures (basic, allowances, overtime, bonuses, commissions), deductions (loans, advances, taxes, statutory, pension), approval, payslip generation, bank payment schedules, payroll history, and department / company / consolidated group payroll reports. The core is already built in MBMS (monthly runs per subsidiary, Uganda PAYE + NSSF, salary advances, approval, GL posting, group-wide visibility); the salary-structure components, loans, voluntary pension, payslip PDF, bank schedules and the reporting suite are backlog. Specification only — no code, schema, endpoint or permission change; each Morise subsidiary's own payroll runs in this same module.</w:t>
       </w:r>
     </w:p>
     <w:sectPr>

--- a/docx/20_Warehouse Management System (WMS) - Feature Specification - Morise Holdings Limited.docx
+++ b/docx/20_Warehouse Management System (WMS) - Feature Specification - Morise Holdings Limited.docx
@@ -1336,6 +1336,22 @@
       </w:pPr>
       <w:r>
         <w:t>A Payroll Management feature specification has been recorded for the group: a multi-subsidiary payroll system covering salary structures (basic, allowances, overtime, bonuses, commissions), deductions (loans, advances, taxes, statutory, pension), approval, payslip generation, bank payment schedules, payroll history, and department / company / consolidated group payroll reports. The core is already built in MBMS (monthly runs per subsidiary, Uganda PAYE + NSSF, salary advances, approval, GL posting, group-wide visibility); the salary-structure components, loans, voluntary pension, payslip PDF, bank schedules and the reporting suite are backlog. Specification only — no code, schema, endpoint or permission change; each Morise subsidiary's own payroll runs in this same module.</w:t>
+      </w:r>
+    </w:p>
+    <w:p>
+      <w:pPr>
+        <w:pStyle w:val="Heading2"/>
+      </w:pPr>
+      <w:r>
+        <w:t>Addendum (1 September 2026) — Payroll: Salary Structures, Allowances, Overtime &amp; Bonuses</w:t>
+      </w:r>
+    </w:p>
+    <w:p>
+      <w:pPr>
+        <w:pStyle w:val="BodyText"/>
+      </w:pPr>
+      <w:r>
+        <w:t>The first slice of the Payroll Management backlog is built: an employee's monthly pay is now built up from a salary structure of components (basic + allowances, plus one-off overtime / bonus lines) instead of a single gross figure; a payroll run derives gross from the applicable components (Employee.grossSalary is the fallback) and each payslip carries the breakdown. New salary_components / payslip_components tables (migration 20260901120000_salary_structures), /api/v1/payroll/salary-components + /salary-structure endpoints under the existing payroll.manage / payroll.viewAll, and a Salary structures tab on the Admin Payroll screen. PAYE / NSSF and GL posting unchanged. Commissions, deductions, loans, a voluntary pension, a payslip PDF, bank schedules and the reporting suite remain backlog. Each Morise subsidiary's payroll uses this same module.</w:t>
       </w:r>
     </w:p>
     <w:sectPr>

--- a/docx/20_Warehouse Management System (WMS) - Feature Specification - Morise Holdings Limited.docx
+++ b/docx/20_Warehouse Management System (WMS) - Feature Specification - Morise Holdings Limited.docx
@@ -1352,6 +1352,22 @@
       </w:pPr>
       <w:r>
         <w:t>The first slice of the Payroll Management backlog is built: an employee's monthly pay is now built up from a salary structure of components (basic + allowances, plus one-off overtime / bonus lines) instead of a single gross figure; a payroll run derives gross from the applicable components (Employee.grossSalary is the fallback) and each payslip carries the breakdown. New salary_components / payslip_components tables (migration 20260901120000_salary_structures), /api/v1/payroll/salary-components + /salary-structure endpoints under the existing payroll.manage / payroll.viewAll, and a Salary structures tab on the Admin Payroll screen. PAYE / NSSF and GL posting unchanged. Commissions, deductions, loans, a voluntary pension, a payslip PDF, bank schedules and the reporting suite remain backlog. Each Morise subsidiary's payroll uses this same module.</w:t>
+      </w:r>
+    </w:p>
+    <w:p>
+      <w:pPr>
+        <w:pStyle w:val="Heading2"/>
+      </w:pPr>
+      <w:r>
+        <w:t>Addendum (1 September 2026) — Accounting &amp; Finance Feature Section</w:t>
+      </w:r>
+    </w:p>
+    <w:p>
+      <w:pPr>
+        <w:pStyle w:val="BodyText"/>
+      </w:pPr>
+      <w:r>
+        <w:t>A “7. Accounting and Finance” section has been recorded for the group: the financial module (General Ledger, Accounts Receivable, Accounts Payable, Financial Statements) as a core component. It is already built in MBMS (Sprint 10 Full Accounting + the 19 August 2026 Financial Module Deepening) — chart of accounts, journals with a draft → posted lifecycle and adjusting / closing types, financial periods, account reconciliation, recurring journals; AR credit / debit notes, payments, aging, statements and reminders; the AP supplier-invoice approval workflow, payments, notes, statements, aging and payment schedules; and the nine financial statements (P&amp;L, Balance Sheet, Cash Flow, Trial Balance, General Ledger, SoCE, budget-vs-actual, ratios, management accounts). The one gap is a dedicated Accounts Receivable sub-ledger reconciliation. Specification / status record only — no code, schema, endpoint or permission change; each Morise subsidiary keeps its own ledger, AR and AP in this same module and the group consolidates.</w:t>
       </w:r>
     </w:p>
     <w:sectPr>

--- a/docx/20_Warehouse Management System (WMS) - Feature Specification - Morise Holdings Limited.docx
+++ b/docx/20_Warehouse Management System (WMS) - Feature Specification - Morise Holdings Limited.docx
@@ -1368,6 +1368,22 @@
       </w:pPr>
       <w:r>
         <w:t>A “7. Accounting and Finance” section has been recorded for the group: the financial module (General Ledger, Accounts Receivable, Accounts Payable, Financial Statements) as a core component. It is already built in MBMS (Sprint 10 Full Accounting + the 19 August 2026 Financial Module Deepening) — chart of accounts, journals with a draft → posted lifecycle and adjusting / closing types, financial periods, account reconciliation, recurring journals; AR credit / debit notes, payments, aging, statements and reminders; the AP supplier-invoice approval workflow, payments, notes, statements, aging and payment schedules; and the nine financial statements (P&amp;L, Balance Sheet, Cash Flow, Trial Balance, General Ledger, SoCE, budget-vs-actual, ratios, management accounts). The one gap is a dedicated Accounts Receivable sub-ledger reconciliation. Specification / status record only — no code, schema, endpoint or permission change; each Morise subsidiary keeps its own ledger, AR and AP in this same module and the group consolidates.</w:t>
+      </w:r>
+    </w:p>
+    <w:p>
+      <w:pPr>
+        <w:pStyle w:val="Heading2"/>
+      </w:pPr>
+      <w:r>
+        <w:t>Addendum (1 September 2026) — Cash &amp; Bank Management Feature Section</w:t>
+      </w:r>
+    </w:p>
+    <w:p>
+      <w:pPr>
+        <w:pStyle w:val="BodyText"/>
+      </w:pPr>
+      <w:r>
+        <w:t>A “Cash and Bank Management” section has been recorded for the group. Bank and cash accounts exist today as General Ledger accounts (accountSubType bank / cash) with their movements posted as manual journal entries; bank and cash reconciliation are built (AccountReconciliation + /accounting/reconciliations), and a group cash position is exposed by the dashboard financials and /finance/overview. Backlog: a purpose-built bank / cash account register, petty cash, one-step deposit / withdrawal / transfer actions, payment and receipt vouchers, cash-flow forecasting, and a dedicated cash-position report. Specification / status record only — no code, schema, endpoint or permission change; each Morise subsidiary's bank and cash accounts sit in its own ledger.</w:t>
       </w:r>
     </w:p>
     <w:sectPr>

--- a/docx/20_Warehouse Management System (WMS) - Feature Specification - Morise Holdings Limited.docx
+++ b/docx/20_Warehouse Management System (WMS) - Feature Specification - Morise Holdings Limited.docx
@@ -1384,6 +1384,22 @@
       </w:pPr>
       <w:r>
         <w:t>A “Cash and Bank Management” section has been recorded for the group. Bank and cash accounts exist today as General Ledger accounts (accountSubType bank / cash) with their movements posted as manual journal entries; bank and cash reconciliation are built (AccountReconciliation + /accounting/reconciliations), and a group cash position is exposed by the dashboard financials and /finance/overview. Backlog: a purpose-built bank / cash account register, petty cash, one-step deposit / withdrawal / transfer actions, payment and receipt vouchers, cash-flow forecasting, and a dedicated cash-position report. Specification / status record only — no code, schema, endpoint or permission change; each Morise subsidiary's bank and cash accounts sit in its own ledger.</w:t>
+      </w:r>
+    </w:p>
+    <w:p>
+      <w:pPr>
+        <w:pStyle w:val="Heading2"/>
+      </w:pPr>
+      <w:r>
+        <w:t>Addendum (1 September 2026) — Budget Management Feature Section</w:t>
+      </w:r>
+    </w:p>
+    <w:p>
+      <w:pPr>
+        <w:pStyle w:val="BodyText"/>
+      </w:pPr>
+      <w:r>
+        <w:t>A “Budget Management” section has been recorded for the group. Budgeting is partly built: the Budget model (one amount per GL account per financial period, set via /accounting/budgets with a full audit trail of changes), the /accounting/reports/budget-vs-actual report (budgeted vs actual vs variance, also inside management-accounts), and Project.budget with a project-level variance. Backlog: an annual / department / group budget dimension, a capex / opex classification, a budget approval workflow and versioned revisions, a dedicated utilization report, budget alerts, and a deeper variance analysis. Specification / status record only — no code, schema, endpoint or permission change; each Morise subsidiary budgets against its own ledger accounts.</w:t>
       </w:r>
     </w:p>
     <w:sectPr>

--- a/docx/20_Warehouse Management System (WMS) - Feature Specification - Morise Holdings Limited.docx
+++ b/docx/20_Warehouse Management System (WMS) - Feature Specification - Morise Holdings Limited.docx
@@ -1400,6 +1400,22 @@
       </w:pPr>
       <w:r>
         <w:t>A “Budget Management” section has been recorded for the group. Budgeting is partly built: the Budget model (one amount per GL account per financial period, set via /accounting/budgets with a full audit trail of changes), the /accounting/reports/budget-vs-actual report (budgeted vs actual vs variance, also inside management-accounts), and Project.budget with a project-level variance. Backlog: an annual / department / group budget dimension, a capex / opex classification, a budget approval workflow and versioned revisions, a dedicated utilization report, budget alerts, and a deeper variance analysis. Specification / status record only — no code, schema, endpoint or permission change; each Morise subsidiary budgets against its own ledger accounts.</w:t>
+      </w:r>
+    </w:p>
+    <w:p>
+      <w:pPr>
+        <w:pStyle w:val="Heading2"/>
+      </w:pPr>
+      <w:r>
+        <w:t>Addendum (1 September 2026) — Sales Management Feature Section</w:t>
+      </w:r>
+    </w:p>
+    <w:p>
+      <w:pPr>
+        <w:pStyle w:val="BodyText"/>
+      </w:pPr>
+      <w:r>
+        <w:t>A “Sales Management” section has been recorded for the group. Customer Management (registration, profiles, categories, credit-limit and payment-terms fields, statements, history) and the Sales core (sales orders with a fulfilment status machine, an invoice per order, customer credit notes, admin-managed discounts and promotions, delivery tracking) are built; support tickets are the customer-complaint and feedback channel. Backlog: quotations, printable delivery notes and receipts, a sales-return / RMA model, a multi-contact list and an enforced credit-limit check, sales commissions / targets / a performance dashboard, and the whole CRM (leads, opportunities, follow-ups, an activity log for calls / emails / meetings, a sales pipeline, structured feedback). Specification / status record only — no code, schema, endpoint or permission change; each Morise subsidiary's own customers and sales run in this same module.</w:t>
       </w:r>
     </w:p>
     <w:sectPr>

--- a/docx/20_Warehouse Management System (WMS) - Feature Specification - Morise Holdings Limited.docx
+++ b/docx/20_Warehouse Management System (WMS) - Feature Specification - Morise Holdings Limited.docx
@@ -1416,6 +1416,22 @@
       </w:pPr>
       <w:r>
         <w:t>A “Sales Management” section has been recorded for the group. Customer Management (registration, profiles, categories, credit-limit and payment-terms fields, statements, history) and the Sales core (sales orders with a fulfilment status machine, an invoice per order, customer credit notes, admin-managed discounts and promotions, delivery tracking) are built; support tickets are the customer-complaint and feedback channel. Backlog: quotations, printable delivery notes and receipts, a sales-return / RMA model, a multi-contact list and an enforced credit-limit check, sales commissions / targets / a performance dashboard, and the whole CRM (leads, opportunities, follow-ups, an activity log for calls / emails / meetings, a sales pipeline, structured feedback). Specification / status record only — no code, schema, endpoint or permission change; each Morise subsidiary's own customers and sales run in this same module.</w:t>
+      </w:r>
+    </w:p>
+    <w:p>
+      <w:pPr>
+        <w:pStyle w:val="Heading2"/>
+      </w:pPr>
+      <w:r>
+        <w:t>Addendum (1 September 2026) — Procurement &amp; Purchasing Feature Section</w:t>
+      </w:r>
+    </w:p>
+    <w:p>
+      <w:pPr>
+        <w:pStyle w:val="BodyText"/>
+      </w:pPr>
+      <w:r>
+        <w:t>A “Procurement and Purchasing” section has been recorded for the group, with the workflow Employee / Department Request → Department Approval → Procurement → Supplier Quotations → Evaluation → Management Approval → Purchase Order → Delivery → Inspection → Invoice → Payment. There is no dedicated Procurement module; the built pieces are the supplier master (Supplier, /suppliers) and the Accounts Payable tail — a SupplierInvoice with a draft → approved → paid approval workflow (GL posted on approve), supplier payments, supplier credit notes, AP aging, statement and payment schedule. Backlog: purchase requisitions, purchase orders, RFQs, supplier quotations and comparison, an evaluation / award step, a PO approval chain, goods received notes and inspection, a distinct purchase-return flow, and procurement budgets / reports. Specification / status record only — no code, schema, endpoint or permission change; each Morise subsidiary's procurement runs through this same supplier / AP module.</w:t>
       </w:r>
     </w:p>
     <w:sectPr>

--- a/docx/20_Warehouse Management System (WMS) - Feature Specification - Morise Holdings Limited.docx
+++ b/docx/20_Warehouse Management System (WMS) - Feature Specification - Morise Holdings Limited.docx
@@ -1432,6 +1432,22 @@
       </w:pPr>
       <w:r>
         <w:t>A “Procurement and Purchasing” section has been recorded for the group, with the workflow Employee / Department Request → Department Approval → Procurement → Supplier Quotations → Evaluation → Management Approval → Purchase Order → Delivery → Inspection → Invoice → Payment. There is no dedicated Procurement module; the built pieces are the supplier master (Supplier, /suppliers) and the Accounts Payable tail — a SupplierInvoice with a draft → approved → paid approval workflow (GL posted on approve), supplier payments, supplier credit notes, AP aging, statement and payment schedule. Backlog: purchase requisitions, purchase orders, RFQs, supplier quotations and comparison, an evaluation / award step, a PO approval chain, goods received notes and inspection, a distinct purchase-return flow, and procurement budgets / reports. Specification / status record only — no code, schema, endpoint or permission change; each Morise subsidiary's procurement runs through this same supplier / AP module.</w:t>
+      </w:r>
+    </w:p>
+    <w:p>
+      <w:pPr>
+        <w:pStyle w:val="Heading2"/>
+      </w:pPr>
+      <w:r>
+        <w:t>Addendum (1 September 2026) — Supplier Management Feature Section</w:t>
+      </w:r>
+    </w:p>
+    <w:p>
+      <w:pPr>
+        <w:pStyle w:val="BodyText"/>
+      </w:pPr>
+      <w:r>
+        <w:t>A “Supplier Management” section has been recorded for the group. The supplier master is built: the Supplier record (name, category, contact, address, tax id, contract reference + expiry, bank name + account, status), registration / edit / category filtering, blacklist / un-blacklist, bank-detail masking under supplier.view.sensitive, and supplier payment history / statements via GET /api/v1/ap/statement. Backlog: a multi-contact list, supplier contracts and documents as uploaded versioned files (the deferred object-storage gap), a time-bound suspension distinct from blacklist, and supplier evaluation / performance scoring. Specification / status record only — no code, schema, endpoint or permission change; each Morise subsidiary keeps its own supplier master in this same module.</w:t>
       </w:r>
     </w:p>
     <w:sectPr>

--- a/docx/20_Warehouse Management System (WMS) - Feature Specification - Morise Holdings Limited.docx
+++ b/docx/20_Warehouse Management System (WMS) - Feature Specification - Morise Holdings Limited.docx
@@ -1448,6 +1448,22 @@
       </w:pPr>
       <w:r>
         <w:t>A “Supplier Management” section has been recorded for the group. The supplier master is built: the Supplier record (name, category, contact, address, tax id, contract reference + expiry, bank name + account, status), registration / edit / category filtering, blacklist / un-blacklist, bank-detail masking under supplier.view.sensitive, and supplier payment history / statements via GET /api/v1/ap/statement. Backlog: a multi-contact list, supplier contracts and documents as uploaded versioned files (the deferred object-storage gap), a time-bound suspension distinct from blacklist, and supplier evaluation / performance scoring. Specification / status record only — no code, schema, endpoint or permission change; each Morise subsidiary keeps its own supplier master in this same module.</w:t>
+      </w:r>
+    </w:p>
+    <w:p>
+      <w:pPr>
+        <w:pStyle w:val="Heading2"/>
+      </w:pPr>
+      <w:r>
+        <w:t>Addendum (1 September 2026) — Supplier Management: Contacts, Suspension &amp; Evaluation</w:t>
+      </w:r>
+    </w:p>
+    <w:p>
+      <w:pPr>
+        <w:pStyle w:val="BodyText"/>
+      </w:pPr>
+      <w:r>
+        <w:t>The Supplier Management backlog recorded in the previous addendum is now built. Migration 20260901130000_supplier_management adds a multi-contact list per supplier (supplier_contacts, one primary enforced by the service), a periodic evaluation scorecard (supplier_evaluations - five 1-5 criteria with an averaged overall, comments and evaluator), a suspended status with a reason and an optional auto-lift date on the supplier record, and a derived GET /suppliers/:id/performance summary (rating band, trend, criterion averages and the supplier's AP position, computed with no backing table). New endpoints - contacts CRUD, suspend / unsuspend, evaluations CRUD - sit under the existing supplier.manage / supplier.viewAll permissions; suspend refuses a blacklisted supplier and a past-dated suspension lifts itself on read. The admin Suppliers screen gains a supplier detail dialog with Contacts, Evaluations and Performance tabs. Each Morise subsidiary keeps its own supplier master in this same module. Still backlog: supplier contracts and documents as uploaded versioned files — the deferred object-storage gap.</w:t>
       </w:r>
     </w:p>
     <w:sectPr>

--- a/docx/20_Warehouse Management System (WMS) - Feature Specification - Morise Holdings Limited.docx
+++ b/docx/20_Warehouse Management System (WMS) - Feature Specification - Morise Holdings Limited.docx
@@ -1464,6 +1464,22 @@
       </w:pPr>
       <w:r>
         <w:t>The Supplier Management backlog recorded in the previous addendum is now built. Migration 20260901130000_supplier_management adds a multi-contact list per supplier (supplier_contacts, one primary enforced by the service), a periodic evaluation scorecard (supplier_evaluations - five 1-5 criteria with an averaged overall, comments and evaluator), a suspended status with a reason and an optional auto-lift date on the supplier record, and a derived GET /suppliers/:id/performance summary (rating band, trend, criterion averages and the supplier's AP position, computed with no backing table). New endpoints - contacts CRUD, suspend / unsuspend, evaluations CRUD - sit under the existing supplier.manage / supplier.viewAll permissions; suspend refuses a blacklisted supplier and a past-dated suspension lifts itself on read. The admin Suppliers screen gains a supplier detail dialog with Contacts, Evaluations and Performance tabs. Each Morise subsidiary keeps its own supplier master in this same module. Still backlog: supplier contracts and documents as uploaded versioned files — the deferred object-storage gap.</w:t>
+      </w:r>
+    </w:p>
+    <w:p>
+      <w:pPr>
+        <w:pStyle w:val="Heading2"/>
+      </w:pPr>
+      <w:r>
+        <w:t>Addendum (1 September 2026) — Inventory Management: Warehouses, Transfers, Batch / Serial Tracking &amp; Reports</w:t>
+      </w:r>
+    </w:p>
+    <w:p>
+      <w:pPr>
+        <w:pStyle w:val="BodyText"/>
+      </w:pPr>
+      <w:r>
+        <w:t>An “Inventory Management” section has been added and built for the group, extending the 28 August company-level Inventory section. Migration 20260901140000_inventory_management adds warehouses and stock locations, per-warehouse stock balances (summing to the company roll-up the storefront and Orders read), batch + expiry-date tracking, serial-number tracking, and minimum / maximum stock levels; the stock-movement types gain transfer_out / transfer_in / return / adjustment. New endpoints under the existing product.manage / product.viewAll: warehouse &amp; location CRUD, POST /inventory/transfers, POST /inventory/returns, GET /inventory/balances, PUT /inventory/products/:id/stock-levels, GET /inventory/batches, GET /inventory/serials, and eight reports at GET /inventory/reports/* (stock balance, stock movement, fast- / slow-moving &amp; dead stock, valuation, shortage, surplus, expiring). The admin Inventory screen gains Warehouses and Reports tabs. Each Morise subsidiary keeps its own warehouses and stock in this same module; the multi-branch Warehouse Management System specified in doc 20 remains a separate, deeper build. Backlog: put-away to a specific location, FEFO batch consumption on issue, and stock reservations in order fulfilment.</w:t>
       </w:r>
     </w:p>
     <w:sectPr>

--- a/docx/20_Warehouse Management System (WMS) - Feature Specification - Morise Holdings Limited.docx
+++ b/docx/20_Warehouse Management System (WMS) - Feature Specification - Morise Holdings Limited.docx
@@ -1480,6 +1480,22 @@
       </w:pPr>
       <w:r>
         <w:t>An “Inventory Management” section has been added and built for the group, extending the 28 August company-level Inventory section. Migration 20260901140000_inventory_management adds warehouses and stock locations, per-warehouse stock balances (summing to the company roll-up the storefront and Orders read), batch + expiry-date tracking, serial-number tracking, and minimum / maximum stock levels; the stock-movement types gain transfer_out / transfer_in / return / adjustment. New endpoints under the existing product.manage / product.viewAll: warehouse &amp; location CRUD, POST /inventory/transfers, POST /inventory/returns, GET /inventory/balances, PUT /inventory/products/:id/stock-levels, GET /inventory/batches, GET /inventory/serials, and eight reports at GET /inventory/reports/* (stock balance, stock movement, fast- / slow-moving &amp; dead stock, valuation, shortage, surplus, expiring). The admin Inventory screen gains Warehouses and Reports tabs. Each Morise subsidiary keeps its own warehouses and stock in this same module; the multi-branch Warehouse Management System specified in doc 20 remains a separate, deeper build. Backlog: put-away to a specific location, FEFO batch consumption on issue, and stock reservations in order fulfilment.</w:t>
+      </w:r>
+    </w:p>
+    <w:p>
+      <w:pPr>
+        <w:pStyle w:val="Heading2"/>
+      </w:pPr>
+      <w:r>
+        <w:t>Addendum (1 September 2026) — Warehouse Management: Staff, Receiving, Picking / Packing / Dispatch &amp; Count Reconciliation</w:t>
+      </w:r>
+    </w:p>
+    <w:p>
+      <w:pPr>
+        <w:pStyle w:val="BodyText"/>
+      </w:pPr>
+      <w:r>
+        <w:t>A “Warehouse Management” operations layer has been added and built for the group, on top of the Inventory Management foundation (multiple warehouses, locations and transfers). Migration 20260901150000_warehouse_management adds warehouse staff (by role), a receiving document (goods_receipts, draft → received), a picking → packing → dispatch job (pick_lists, optionally tied to a sales order), a physical count + reconciliation session (stock_counts, with system / counted / variance per line) and a functional kind on stock locations (receiving / storage / picking / packing / dispatch / quarantine). New endpoints under the existing product.manage / product.viewAll (no new permission; the Warehouse Manager role now holds product.manage): staff CRUD, goods-receipt receive / cancel, pick-list assign / pick / pack / dispatch / cancel, stock-count line entry / reconcile / cancel, and GET /inventory/lookup?barcode=. The admin Inventory screen gains a Warehouse ops tab. Each Morise subsidiary runs its own warehouse operations in this same module; the deeper multi-branch Warehouse Management System of doc 20 stays a separate build. Backlog: put-away to a specific bin, wave / batch picking, pack-station label printing, ASN scheduling, cycle-count scheduling.</w:t>
       </w:r>
     </w:p>
     <w:sectPr>

--- a/docx/20_Warehouse Management System (WMS) - Feature Specification - Morise Holdings Limited.docx
+++ b/docx/20_Warehouse Management System (WMS) - Feature Specification - Morise Holdings Limited.docx
@@ -1496,6 +1496,22 @@
       </w:pPr>
       <w:r>
         <w:t>A “Warehouse Management” operations layer has been added and built for the group, on top of the Inventory Management foundation (multiple warehouses, locations and transfers). Migration 20260901150000_warehouse_management adds warehouse staff (by role), a receiving document (goods_receipts, draft → received), a picking → packing → dispatch job (pick_lists, optionally tied to a sales order), a physical count + reconciliation session (stock_counts, with system / counted / variance per line) and a functional kind on stock locations (receiving / storage / picking / packing / dispatch / quarantine). New endpoints under the existing product.manage / product.viewAll (no new permission; the Warehouse Manager role now holds product.manage): staff CRUD, goods-receipt receive / cancel, pick-list assign / pick / pack / dispatch / cancel, stock-count line entry / reconcile / cancel, and GET /inventory/lookup?barcode=. The admin Inventory screen gains a Warehouse ops tab. Each Morise subsidiary runs its own warehouse operations in this same module; the deeper multi-branch Warehouse Management System of doc 20 stays a separate build. Backlog: put-away to a specific bin, wave / batch picking, pack-station label printing, ASN scheduling, cycle-count scheduling.</w:t>
+      </w:r>
+    </w:p>
+    <w:p>
+      <w:pPr>
+        <w:pStyle w:val="Heading2"/>
+      </w:pPr>
+      <w:r>
+        <w:t>Addendum (2 September 2026) — Asset Management: Categories, Inspections, Insurance &amp; Asset History</w:t>
+      </w:r>
+    </w:p>
+    <w:p>
+      <w:pPr>
+        <w:pStyle w:val="BodyText"/>
+      </w:pPr>
+      <w:r>
+        <w:t>An “Asset Management” section has been added and built for the group, on top of the Sprint-11 Asset Service (registration, depreciation, transfer, maintenance, disposal). Migration 20260902120000_asset_management adds first-class asset categories with depreciation defaults, periodic condition inspections (excellent / good / fair / poor / unserviceable, with a next-due date), first-class insurance policies (insurer, cover, premium, term, status), and an append-only asset-history event log; the asset record gains a category link, a supplier link, a purchase reference and a warranty-expiry date. New endpoints under the existing asset.manage / asset.viewAll / asset.approve.disposal (no new permission): category CRUD, inspection record / list, insurance add / list / update, GET /assets/:id/history, and four reports at GET /assets/reports/* (fixed-asset register, depreciation schedule, insurance expiring, inspections due). The admin Assets screen gains a Categories manager and a per-asset detail dialog. Each Morise subsidiary keeps its own asset register in this same module. Backlog: an asset-documents file store (object storage), a reducing-balance depreciation method, scheduled depreciation runs, and asset revaluation.</w:t>
       </w:r>
     </w:p>
     <w:sectPr>

--- a/docx/20_Warehouse Management System (WMS) - Feature Specification - Morise Holdings Limited.docx
+++ b/docx/20_Warehouse Management System (WMS) - Feature Specification - Morise Holdings Limited.docx
@@ -1512,6 +1512,22 @@
       </w:pPr>
       <w:r>
         <w:t>An “Asset Management” section has been added and built for the group, on top of the Sprint-11 Asset Service (registration, depreciation, transfer, maintenance, disposal). Migration 20260902120000_asset_management adds first-class asset categories with depreciation defaults, periodic condition inspections (excellent / good / fair / poor / unserviceable, with a next-due date), first-class insurance policies (insurer, cover, premium, term, status), and an append-only asset-history event log; the asset record gains a category link, a supplier link, a purchase reference and a warranty-expiry date. New endpoints under the existing asset.manage / asset.viewAll / asset.approve.disposal (no new permission): category CRUD, inspection record / list, insurance add / list / update, GET /assets/:id/history, and four reports at GET /assets/reports/* (fixed-asset register, depreciation schedule, insurance expiring, inspections due). The admin Assets screen gains a Categories manager and a per-asset detail dialog. Each Morise subsidiary keeps its own asset register in this same module. Backlog: an asset-documents file store (object storage), a reducing-balance depreciation method, scheduled depreciation runs, and asset revaluation.</w:t>
+      </w:r>
+    </w:p>
+    <w:p>
+      <w:pPr>
+        <w:pStyle w:val="Heading2"/>
+      </w:pPr>
+      <w:r>
+        <w:t>Addendum (2 September 2026) — Fleet &amp; Vehicle Management Module</w:t>
+      </w:r>
+    </w:p>
+    <w:p>
+      <w:pPr>
+        <w:pStyle w:val="BodyText"/>
+      </w:pPr>
+      <w:r>
+        <w:t>A new Fleet &amp; Vehicle Management module has been added and built for the group — a fleet register on top of (and optionally linked 1:1 to) the Asset module. Migration 20260902130000_fleet_management adds vehicles (registration, ownership, fuel type, odometer, status) plus driver assignments, odometer / mileage history, fuel logs, service schedules &amp; records (service / repair), statutory renewals (road licence, inspection certificate, PSV permit …), accident records and a rolled-up vehicle-expense log (auto-fed from fuel, service and renewals). A new fleet.manage / fleet.viewAll permission is granted like delivery.*. Endpoints under /api/v1/fleet cover vehicle CRUD, a per-vehicle summary, driver assignment, fuel / odometer logs, service, renewals, accidents, expenses, and five reports at GET /fleet/reports/* including fuel consumption (L/100km, cost/km). Vehicle inspection and insurance are covered by the linked asset; “tracking” is the odometer history plus a manual location (no live GPS). The admin app gains a Fleet screen. Each Morise subsidiary keeps its own fleet in this module. Backlog: GPS telematics ingestion, fuel-card import, a driver-licence register, tyre management, GL posting for fuel / service spend.</w:t>
       </w:r>
     </w:p>
     <w:sectPr>

--- a/docx/20_Warehouse Management System (WMS) - Feature Specification - Morise Holdings Limited.docx
+++ b/docx/20_Warehouse Management System (WMS) - Feature Specification - Morise Holdings Limited.docx
@@ -1528,6 +1528,22 @@
       </w:pPr>
       <w:r>
         <w:t>A new Fleet &amp; Vehicle Management module has been added and built for the group — a fleet register on top of (and optionally linked 1:1 to) the Asset module. Migration 20260902130000_fleet_management adds vehicles (registration, ownership, fuel type, odometer, status) plus driver assignments, odometer / mileage history, fuel logs, service schedules &amp; records (service / repair), statutory renewals (road licence, inspection certificate, PSV permit …), accident records and a rolled-up vehicle-expense log (auto-fed from fuel, service and renewals). A new fleet.manage / fleet.viewAll permission is granted like delivery.*. Endpoints under /api/v1/fleet cover vehicle CRUD, a per-vehicle summary, driver assignment, fuel / odometer logs, service, renewals, accidents, expenses, and five reports at GET /fleet/reports/* including fuel consumption (L/100km, cost/km). Vehicle inspection and insurance are covered by the linked asset; “tracking” is the odometer history plus a manual location (no live GPS). The admin app gains a Fleet screen. Each Morise subsidiary keeps its own fleet in this module. Backlog: GPS telematics ingestion, fuel-card import, a driver-licence register, tyre management, GL posting for fuel / service spend.</w:t>
+      </w:r>
+    </w:p>
+    <w:p>
+      <w:pPr>
+        <w:pStyle w:val="Heading2"/>
+      </w:pPr>
+      <w:r>
+        <w:t>Addendum (2 September 2026) — Remaining Feature Catalogue (Sections 17-57) &amp; Notifications and Alerts</w:t>
+      </w:r>
+    </w:p>
+    <w:p>
+      <w:pPr>
+        <w:pStyle w:val="BodyText"/>
+      </w:pPr>
+      <w:r>
+        <w:t>The remaining feature specification (sections 17-57 of the master requirements) has been recorded against the running Morise system — Project / Contract / Legal / Document Management, Approval Workflow, Expense / Loan / Investment / Shareholding Management, Board &amp; Corporate Governance, Customer Support, Communication, Marketing, Business Intelligence &amp; Reporting, Audit Management, the System Audit Trail, Tax and Multi-Currency Management, Multi-Branch and Inter-Company Transactions, Consolidated Financial Management, role-based BI Dashboards, Notifications &amp; Alerts, Mobile Access, Security, Backup &amp; Disaster Recovery, Integrations, API Management, Configuration &amp; Administration, Search, Data Import/Export, Workflow &amp; Automation, Business Process Management, Performance &amp; KPI Management, Compliance, Exit &amp; Employee Separation, Data Protection, the recommended System Architecture, the recommended module list, the group Key Advantage and the phased development approach. Project, Expense, Support, the Audit Trail, Inter-Company, Consolidated reporting, Multi-Branch, the BI dashboards, the Security core, API documentation, the coded workflows and Performance &amp; KPI are BUILT; Contract, Investment, Shareholding, Tax, Multi-Currency, the Approval engine, Communication, Marketing, Search, Import/Export, Mobile, Compliance and Data Protection are PARTIAL; Legal Management, a Document store, Loan &amp; Financing, Board &amp; Governance, Audit Management, Backup &amp; Disaster Recovery, external Integrations, a BPM designer and Exit &amp; Separation are PLANNED. The recommended architecture's core (NestJS / Fastify / PostgreSQL / Redis / Prisma / OpenAPI / JWT / Docker) already matches; the distributed stack stays deferred. Shipped this pass: the cross-module Notifications &amp; Alerts feed — GET /api/v1/alerts and /alerts/summary, aggregating overdue invoices, pending approvals, expiring contracts, vehicle renewals and service, asset insurance and inspections, low stock, expiring batches and project deadlines, scope-filtered per BR-01, with a new Alerts screen. Read-only; no schema; no new permission. Each Morise subsidiary sees only its own alerts unless the caller holds group visibility.</w:t>
       </w:r>
     </w:p>
     <w:sectPr>

--- a/docx/20_Warehouse Management System (WMS) - Feature Specification - Morise Holdings Limited.docx
+++ b/docx/20_Warehouse Management System (WMS) - Feature Specification - Morise Holdings Limited.docx
@@ -1544,6 +1544,22 @@
       </w:pPr>
       <w:r>
         <w:t>The remaining feature specification (sections 17-57 of the master requirements) has been recorded against the running Morise system — Project / Contract / Legal / Document Management, Approval Workflow, Expense / Loan / Investment / Shareholding Management, Board &amp; Corporate Governance, Customer Support, Communication, Marketing, Business Intelligence &amp; Reporting, Audit Management, the System Audit Trail, Tax and Multi-Currency Management, Multi-Branch and Inter-Company Transactions, Consolidated Financial Management, role-based BI Dashboards, Notifications &amp; Alerts, Mobile Access, Security, Backup &amp; Disaster Recovery, Integrations, API Management, Configuration &amp; Administration, Search, Data Import/Export, Workflow &amp; Automation, Business Process Management, Performance &amp; KPI Management, Compliance, Exit &amp; Employee Separation, Data Protection, the recommended System Architecture, the recommended module list, the group Key Advantage and the phased development approach. Project, Expense, Support, the Audit Trail, Inter-Company, Consolidated reporting, Multi-Branch, the BI dashboards, the Security core, API documentation, the coded workflows and Performance &amp; KPI are BUILT; Contract, Investment, Shareholding, Tax, Multi-Currency, the Approval engine, Communication, Marketing, Search, Import/Export, Mobile, Compliance and Data Protection are PARTIAL; Legal Management, a Document store, Loan &amp; Financing, Board &amp; Governance, Audit Management, Backup &amp; Disaster Recovery, external Integrations, a BPM designer and Exit &amp; Separation are PLANNED. The recommended architecture's core (NestJS / Fastify / PostgreSQL / Redis / Prisma / OpenAPI / JWT / Docker) already matches; the distributed stack stays deferred. Shipped this pass: the cross-module Notifications &amp; Alerts feed — GET /api/v1/alerts and /alerts/summary, aggregating overdue invoices, pending approvals, expiring contracts, vehicle renewals and service, asset insurance and inspections, low stock, expiring batches and project deadlines, scope-filtered per BR-01, with a new Alerts screen. Read-only; no schema; no new permission. Each Morise subsidiary sees only its own alerts unless the caller holds group visibility.</w:t>
+      </w:r>
+    </w:p>
+    <w:p>
+      <w:pPr>
+        <w:pStyle w:val="Heading2"/>
+      </w:pPr>
+      <w:r>
+        <w:t>Addendum (2 September 2026) — Final System Objective &amp; the Executive Answer Layer</w:t>
+      </w:r>
+    </w:p>
+    <w:p>
+      <w:pPr>
+        <w:pStyle w:val="BodyText"/>
+      </w:pPr>
+      <w:r>
+        <w:t>The Final System Objective — a single centralized platform for the whole Morise group, with proper separation between companies, branches, departments and users, answering seventeen fixed group-management questions and functioning as an ERP + HRM + CRM + Accounting + Inventory + Procurement + Project + Asset + Corporate-Governance system — is recorded, and its executive answer layer implemented. A new src/executive module exposes GET /api/v1/executive/questions (the seventeen questions, each with a live answer, a value, a unit, a status of answered / partial / planned, and a per-company or per-item breakdown) and GET /api/v1/executive/overview (a compact key-value summary). Both are filtered to the caller's company scope per BR-01: a Group role gets the whole group; a subsidiary-scoped user gets only their companies, and the answers recompute for that set. The answers reuse the DashboardService financials plus targeted queries (asset net book value, headcount and salary bill, project profitability, supplier contracts expiring, vehicle service due, stock below minimum, pending approvals, department spend). Fifteen are answered outright; contract expiry and department spend are partial; group investments are planned. Read-only; no schema; no new permission. The admin app gains an Executive Q&amp;A screen. Each Morise subsidiary's manager sees the seventeen answers for their own company only.</w:t>
       </w:r>
     </w:p>
     <w:sectPr>

--- a/docx/20_Warehouse Management System (WMS) - Feature Specification - Morise Holdings Limited.docx
+++ b/docx/20_Warehouse Management System (WMS) - Feature Specification - Morise Holdings Limited.docx
@@ -1560,6 +1560,22 @@
       </w:pPr>
       <w:r>
         <w:t>The Final System Objective — a single centralized platform for the whole Morise group, with proper separation between companies, branches, departments and users, answering seventeen fixed group-management questions and functioning as an ERP + HRM + CRM + Accounting + Inventory + Procurement + Project + Asset + Corporate-Governance system — is recorded, and its executive answer layer implemented. A new src/executive module exposes GET /api/v1/executive/questions (the seventeen questions, each with a live answer, a value, a unit, a status of answered / partial / planned, and a per-company or per-item breakdown) and GET /api/v1/executive/overview (a compact key-value summary). Both are filtered to the caller's company scope per BR-01: a Group role gets the whole group; a subsidiary-scoped user gets only their companies, and the answers recompute for that set. The answers reuse the DashboardService financials plus targeted queries (asset net book value, headcount and salary bill, project profitability, supplier contracts expiring, vehicle service due, stock below minimum, pending approvals, department spend). Fifteen are answered outright; contract expiry and department spend are partial; group investments are planned. Read-only; no schema; no new permission. The admin app gains an Executive Q&amp;A screen. Each Morise subsidiary's manager sees the seventeen answers for their own company only.</w:t>
+      </w:r>
+    </w:p>
+    <w:p>
+      <w:pPr>
+        <w:pStyle w:val="Heading2"/>
+      </w:pPr>
+      <w:r>
+        <w:t>Addendum (2 September 2026) — Payroll Payslips Visible to Staff on Approval</w:t>
+      </w:r>
+    </w:p>
+    <w:p>
+      <w:pPr>
+        <w:pStyle w:val="BodyText"/>
+      </w:pPr>
+      <w:r>
+        <w:t>Once a payroll run is approved for a company, that company's staff can view their own payslip in the My Payslips section of My HR in the admin application, without waiting for the run to be paid. The self-service endpoint GET /api/v1/my-hr/payslips — scoped to the signed-in user through the Employee.userId link — widened its filter from payroll runs in status paid to runs in status approved or paid, and now returns the run status and the approval date alongside the payment date; draft and cancelled runs remain hidden and each employee still sees only their own payslip. Approving a run (POST /api/v1/payroll/runs/:id/approve) now notifies every run member who has a login that their payslip is ready to view. The admin My Payslips screen shows an “Approved · awaiting payment” badge until the run is paid, then a “Paid” badge with the date. Read-only widening of an existing endpoint: no schema change, no migration, no new permission.</w:t>
       </w:r>
     </w:p>
     <w:sectPr>

--- a/docx/20_Warehouse Management System (WMS) - Feature Specification - Morise Holdings Limited.docx
+++ b/docx/20_Warehouse Management System (WMS) - Feature Specification - Morise Holdings Limited.docx
@@ -1576,6 +1576,22 @@
       </w:pPr>
       <w:r>
         <w:t>Once a payroll run is approved for a company, that company's staff can view their own payslip in the My Payslips section of My HR in the admin application, without waiting for the run to be paid. The self-service endpoint GET /api/v1/my-hr/payslips — scoped to the signed-in user through the Employee.userId link — widened its filter from payroll runs in status paid to runs in status approved or paid, and now returns the run status and the approval date alongside the payment date; draft and cancelled runs remain hidden and each employee still sees only their own payslip. Approving a run (POST /api/v1/payroll/runs/:id/approve) now notifies every run member who has a login that their payslip is ready to view. The admin My Payslips screen shows an “Approved · awaiting payment” badge until the run is paid, then a “Paid” badge with the date. Read-only widening of an existing endpoint: no schema change, no migration, no new permission.</w:t>
+      </w:r>
+    </w:p>
+    <w:p>
+      <w:pPr>
+        <w:pStyle w:val="Heading2"/>
+      </w:pPr>
+      <w:r>
+        <w:t>Addendum (2 September 2026) — Alerts on the Admin Bell, Routed by Department</w:t>
+      </w:r>
+    </w:p>
+    <w:p>
+      <w:pPr>
+        <w:pStyle w:val="BodyText"/>
+      </w:pPr>
+      <w:r>
+        <w:t>The cross-module Alerts feed now surfaces on the admin app's bell icon as notifications, and each logged-in admin staff member sees them filtered to their own department. Every alert is tagged with the department responsible for acting on it — a real column where the source record has one, otherwise a case-insensitive substring match of the owning function against that company's department names; an unmatched alert is company-wide. A new AlertsService.syncToNotifications(user) mirrors the caller's live alert feed onto their bell as Notification rows, reconciling on each read (create new, delete cleared); it runs lazily at the top of the two notification read endpoints, is best-effort and throttled to one reconcile per user every two minutes — no scheduler exists in this build. A staff member with a known department (from their linked Employee record, else a department-scoped access grant) sees that department's alerts plus the company-wide ones; a user with group-wide visibility, or with no department, sees everything already in their company scope. Notification gains a nullable department_id column (migration 20260902140000_notification_department). No new permission, no new endpoint.</w:t>
       </w:r>
     </w:p>
     <w:sectPr>

--- a/docx/20_Warehouse Management System (WMS) - Feature Specification - Morise Holdings Limited.docx
+++ b/docx/20_Warehouse Management System (WMS) - Feature Specification - Morise Holdings Limited.docx
@@ -1592,6 +1592,22 @@
       </w:pPr>
       <w:r>
         <w:t>The cross-module Alerts feed now surfaces on the admin app's bell icon as notifications, and each logged-in admin staff member sees them filtered to their own department. Every alert is tagged with the department responsible for acting on it — a real column where the source record has one, otherwise a case-insensitive substring match of the owning function against that company's department names; an unmatched alert is company-wide. A new AlertsService.syncToNotifications(user) mirrors the caller's live alert feed onto their bell as Notification rows, reconciling on each read (create new, delete cleared); it runs lazily at the top of the two notification read endpoints, is best-effort and throttled to one reconcile per user every two minutes — no scheduler exists in this build. A staff member with a known department (from their linked Employee record, else a department-scoped access grant) sees that department's alerts plus the company-wide ones; a user with group-wide visibility, or with no department, sees everything already in their company scope. Notification gains a nullable department_id column (migration 20260902140000_notification_department). No new permission, no new endpoint.</w:t>
+      </w:r>
+    </w:p>
+    <w:p>
+      <w:pPr>
+        <w:pStyle w:val="Heading2"/>
+      </w:pPr>
+      <w:r>
+        <w:t>Addendum (2 September 2026) — Alert Notifications Made Visible on the Bell</w:t>
+      </w:r>
+    </w:p>
+    <w:p>
+      <w:pPr>
+        <w:pStyle w:val="BodyText"/>
+      </w:pPr>
+      <w:r>
+        <w:t>Follow-up to the previous addendum. The department-routed alert notifications were being written to each staff member's bell correctly but were rendered white-on-white — the notification dropdown sits inside the navy top bar, which sets a white text colour, and the panel never reset it. The dropdown now sets an explicit dark text colour, an opaque white background and left alignment, so every row (title, detail, timestamp, department chip) is legible. Department routing was also made deterministic: an ordered keyword list per alert category (most specific owner first), first match wins, with catch-all field / operations keywords appended so a company with only a general operations department still receives vehicle, stock, batch and inspection alerts. No schema, endpoint or permission change.</w:t>
       </w:r>
     </w:p>
     <w:sectPr>

--- a/docx/20_Warehouse Management System (WMS) - Feature Specification - Morise Holdings Limited.docx
+++ b/docx/20_Warehouse Management System (WMS) - Feature Specification - Morise Holdings Limited.docx
@@ -1608,6 +1608,22 @@
       </w:pPr>
       <w:r>
         <w:t>Follow-up to the previous addendum. The department-routed alert notifications were being written to each staff member's bell correctly but were rendered white-on-white — the notification dropdown sits inside the navy top bar, which sets a white text colour, and the panel never reset it. The dropdown now sets an explicit dark text colour, an opaque white background and left alignment, so every row (title, detail, timestamp, department chip) is legible. Department routing was also made deterministic: an ordered keyword list per alert category (most specific owner first), first match wins, with catch-all field / operations keywords appended so a company with only a general operations department still receives vehicle, stock, batch and inspection alerts. No schema, endpoint or permission change.</w:t>
+      </w:r>
+    </w:p>
+    <w:p>
+      <w:pPr>
+        <w:pStyle w:val="Heading2"/>
+      </w:pPr>
+      <w:r>
+        <w:t>Addendum (2 September 2026) — Social Media Channels Managed From One Shared Record</w:t>
+      </w:r>
+    </w:p>
+    <w:p>
+      <w:pPr>
+        <w:pStyle w:val="BodyText"/>
+      </w:pPr>
+      <w:r>
+        <w:t>The storefront's social media channels can now be driven from a single shared content record in the CMS / Site Builder section of the admin/backend: one handle, display name, tagline and visibility setting, pushed to every channel in a single click. A new SocialContent table (one row) sits beside the unchanged per-channel SocialLink table; four endpoints under the existing cms.manage / cms.viewAll permissions read and save the record, apply it to every channel (optionally creating a channel for every supported platform and/or rebuilding each URL from the handle), or delete every channel at once. The storefront footer shows the shared tagline. No new permission, and no change to this subsidiary's own system.</w:t>
       </w:r>
     </w:p>
     <w:sectPr>

--- a/docx/20_Warehouse Management System (WMS) - Feature Specification - Morise Holdings Limited.docx
+++ b/docx/20_Warehouse Management System (WMS) - Feature Specification - Morise Holdings Limited.docx
@@ -1624,6 +1624,22 @@
       </w:pPr>
       <w:r>
         <w:t>The storefront's social media channels can now be driven from a single shared content record in the CMS / Site Builder section of the admin/backend: one handle, display name, tagline and visibility setting, pushed to every channel in a single click. A new SocialContent table (one row) sits beside the unchanged per-channel SocialLink table; four endpoints under the existing cms.manage / cms.viewAll permissions read and save the record, apply it to every channel (optionally creating a channel for every supported platform and/or rebuilding each URL from the handle), or delete every channel at once. The storefront footer shows the shared tagline. No new permission, and no change to this subsidiary's own system.</w:t>
+      </w:r>
+    </w:p>
+    <w:p>
+      <w:pPr>
+        <w:pStyle w:val="Heading2"/>
+      </w:pPr>
+      <w:r>
+        <w:t>Addendum (2 September 2026) — Every Social Media Platform Managed From One CMS Roster</w:t>
+      </w:r>
+    </w:p>
+    <w:p>
+      <w:pPr>
+        <w:pStyle w:val="BodyText"/>
+      </w:pPr>
+      <w:r>
+        <w:t>Refining Update 88: the CMS / Site Builder “Social media channels” panel is now a fixed roster of every supported platform (Facebook, X, Instagram, LinkedIn, YouTube, TikTok, WhatsApp, Telegram, Other), each a single editable row present whether or not a channel has been set up. `social_links` gains a UNIQUE constraint on `platform` (migration 20260902160000_social_link_platform_unique, de-duplicating first); two endpoints under the existing cms.manage / cms.viewAll permissions (GET /api/v1/cms/social-links/roster, PUT /api/v1/cms/social-links/platform/:platform — create / update / delete by platform) back it, and the free-form add form is replaced by the roster. No new permission, and no change to this subsidiary's own system.</w:t>
       </w:r>
     </w:p>
     <w:sectPr>

--- a/docx/20_Warehouse Management System (WMS) - Feature Specification - Morise Holdings Limited.docx
+++ b/docx/20_Warehouse Management System (WMS) - Feature Specification - Morise Holdings Limited.docx
@@ -1640,6 +1640,22 @@
       </w:pPr>
       <w:r>
         <w:t>Refining Update 88: the CMS / Site Builder “Social media channels” panel is now a fixed roster of every supported platform (Facebook, X, Instagram, LinkedIn, YouTube, TikTok, WhatsApp, Telegram, Other), each a single editable row present whether or not a channel has been set up. `social_links` gains a UNIQUE constraint on `platform` (migration 20260902160000_social_link_platform_unique, de-duplicating first); two endpoints under the existing cms.manage / cms.viewAll permissions (GET /api/v1/cms/social-links/roster, PUT /api/v1/cms/social-links/platform/:platform — create / update / delete by platform) back it, and the free-form add form is replaced by the roster. No new permission, and no change to this subsidiary's own system.</w:t>
+      </w:r>
+    </w:p>
+    <w:p>
+      <w:pPr>
+        <w:pStyle w:val="Heading2"/>
+      </w:pPr>
+      <w:r>
+        <w:t>Addendum (3 September 2026) — Automatic Staff Identification Cards for Active Administration Staff</w:t>
+      </w:r>
+    </w:p>
+    <w:p>
+      <w:pPr>
+        <w:pStyle w:val="BodyText"/>
+      </w:pPr>
+      <w:r>
+        <w:t>Automatic Staff Identification Card (3 September 2026): the group platform now issues every actively registered administration staff member a system-generated identification card automatically (new staff_id_cards table + src/staff-id-cards module + employee.idcard.manage / employee.idcard.viewAll permissions, an Admin 'Staff ID Cards' screen and a 'My ID Card' self-service screen). Cross-reference only - the clearing / forwarding / warehouse / collateral subsidiary systems in this specification are not built; when built they inherit this capability through the shared Employee and permission model.</w:t>
       </w:r>
     </w:p>
     <w:sectPr>

--- a/docx/20_Warehouse Management System (WMS) - Feature Specification - Morise Holdings Limited.docx
+++ b/docx/20_Warehouse Management System (WMS) - Feature Specification - Morise Holdings Limited.docx
@@ -1656,6 +1656,22 @@
       </w:pPr>
       <w:r>
         <w:t>Automatic Staff Identification Card (3 September 2026): the group platform now issues every actively registered administration staff member a system-generated identification card automatically (new staff_id_cards table + src/staff-id-cards module + employee.idcard.manage / employee.idcard.viewAll permissions, an Admin 'Staff ID Cards' screen and a 'My ID Card' self-service screen). Cross-reference only - the clearing / forwarding / warehouse / collateral subsidiary systems in this specification are not built; when built they inherit this capability through the shared Employee and permission model.</w:t>
+      </w:r>
+    </w:p>
+    <w:p>
+      <w:pPr>
+        <w:pStyle w:val="Heading2"/>
+      </w:pPr>
+      <w:r>
+        <w:t>Addendum (3 September 2026) — Staff Identification Card — Front and Back</w:t>
+      </w:r>
+    </w:p>
+    <w:p>
+      <w:pPr>
+        <w:pStyle w:val="BodyText"/>
+      </w:pPr>
+      <w:r>
+        <w:t>Staff Identification Card - Front and Back (3 September 2026): the automatic staff identification card (Update 90) now has a distinct front and back. The back carries the conditions of use, an 'if found, return to' block from the issuing company's registered address, the holder's national id / emergency contact / blood group and a Code 128-style barcode of the card number. Two nullable columns (blood_group, back_notes; migration 20260903140000_staff_id_card_back); no new endpoint or permission. Cross-reference only - the subsidiary systems in this specification are not built.</w:t>
       </w:r>
     </w:p>
     <w:sectPr>

--- a/docx/20_Warehouse Management System (WMS) - Feature Specification - Morise Holdings Limited.docx
+++ b/docx/20_Warehouse Management System (WMS) - Feature Specification - Morise Holdings Limited.docx
@@ -1672,6 +1672,22 @@
       </w:pPr>
       <w:r>
         <w:t>Staff Identification Card - Front and Back (3 September 2026): the automatic staff identification card (Update 90) now has a distinct front and back. The back carries the conditions of use, an 'if found, return to' block from the issuing company's registered address, the holder's national id / emergency contact / blood group and a Code 128-style barcode of the card number. Two nullable columns (blood_group, back_notes; migration 20260903140000_staff_id_card_back); no new endpoint or permission. Cross-reference only - the subsidiary systems in this specification are not built.</w:t>
+      </w:r>
+    </w:p>
+    <w:p>
+      <w:pPr>
+        <w:pStyle w:val="Heading2"/>
+      </w:pPr>
+      <w:r>
+        <w:t>Addendum (3 September 2026) — Staff Identification Card — Back Face Sized to the Front, Blood Group Removed</w:t>
+      </w:r>
+    </w:p>
+    <w:p>
+      <w:pPr>
+        <w:pStyle w:val="BodyText"/>
+      </w:pPr>
+      <w:r>
+        <w:t>Staff Identification Card - Back Face Sized to the Front, Blood Group Removed (3 September 2026): a refinement of Updates 90-91 - the identification card's back no longer shows a blood group (the blood_group column is dropped, migration 20260903160000_staff_id_card_drop_blood_group) and the front and back are now rendered at the same fixed size. No new endpoint or permission. Cross-reference only - the subsidiary systems in this specification are not built.</w:t>
       </w:r>
     </w:p>
     <w:sectPr>

--- a/docx/20_Warehouse Management System (WMS) - Feature Specification - Morise Holdings Limited.docx
+++ b/docx/20_Warehouse Management System (WMS) - Feature Specification - Morise Holdings Limited.docx
@@ -1688,6 +1688,22 @@
       </w:pPr>
       <w:r>
         <w:t>Staff Identification Card - Back Face Sized to the Front, Blood Group Removed (3 September 2026): a refinement of Updates 90-91 - the identification card's back no longer shows a blood group (the blood_group column is dropped, migration 20260903160000_staff_id_card_drop_blood_group) and the front and back are now rendered at the same fixed size. No new endpoint or permission. Cross-reference only - the subsidiary systems in this specification are not built.</w:t>
+      </w:r>
+    </w:p>
+    <w:p>
+      <w:pPr>
+        <w:pStyle w:val="Heading2"/>
+      </w:pPr>
+      <w:r>
+        <w:t>Addendum (3 September 2026) — Morise Milling Ltd Subsidiary + Milling ERP Specification (New Doc 23)</w:t>
+      </w:r>
+    </w:p>
+    <w:p>
+      <w:pPr>
+        <w:pStyle w:val="BodyText"/>
+      </w:pPr>
+      <w:r>
+        <w:t>Morise Milling Ltd Subsidiary + Milling ERP Specification (New Doc 23) (3 September 2026): a sixth wholly-owned subsidiary, Morise Milling Ltd (grain milling), is seeded under Morise Holdings Limited - company a1000000-0000-4000-8000-000000000007, six mill sites, twelve departments (one per architecture module) and six starter policies (weighbridge integrity, grain acceptance, milling yield / loss, batch traceability, preventive maintenance, food safety). Its Milling ERP &amp; Integrated Business Management System is specified in the new doc 23 (twelve modules, phased backlog) and is not built; the organisation is live under the subsidiary-lifecycle capability. seed.ts + a storefront listing + a brand banner only - no code, schema or permission change. Cross-reference only for this specification.</w:t>
       </w:r>
     </w:p>
     <w:sectPr>

--- a/docx/20_Warehouse Management System (WMS) - Feature Specification - Morise Holdings Limited.docx
+++ b/docx/20_Warehouse Management System (WMS) - Feature Specification - Morise Holdings Limited.docx
@@ -1704,6 +1704,22 @@
       </w:pPr>
       <w:r>
         <w:t>Morise Milling Ltd Subsidiary + Milling ERP Specification (New Doc 23) (3 September 2026): a sixth wholly-owned subsidiary, Morise Milling Ltd (grain milling), is seeded under Morise Holdings Limited - company a1000000-0000-4000-8000-000000000007, six mill sites, twelve departments (one per architecture module) and six starter policies (weighbridge integrity, grain acceptance, milling yield / loss, batch traceability, preventive maintenance, food safety). Its Milling ERP &amp; Integrated Business Management System is specified in the new doc 23 (twelve modules, phased backlog) and is not built; the organisation is live under the subsidiary-lifecycle capability. seed.ts + a storefront listing + a brand banner only - no code, schema or permission change. Cross-reference only for this specification.</w:t>
+      </w:r>
+    </w:p>
+    <w:p>
+      <w:pPr>
+        <w:pStyle w:val="Heading2"/>
+      </w:pPr>
+      <w:r>
+        <w:t>Addendum (3 September 2026) — Automatic Morise e-Stamp on a Customer-Acknowledged Delivery</w:t>
+      </w:r>
+    </w:p>
+    <w:p>
+      <w:pPr>
+        <w:pStyle w:val="BodyText"/>
+      </w:pPr>
+      <w:r>
+        <w:t>Automatic Morise e-Stamp on a Customer-Acknowledged Delivery (3 September 2026): after a Morise delivery is completed, the customer confirms receipt of the goods / services in good condition through the customer portal and MBMS automatically places a Morise e-Stamp on the order's invoice (new POST .../delivery/acknowledge; new invoice stamp columns + a PDF seal; migration 20260903180000_invoice_estamp_delivery_ack); a damaged / incomplete / not-received confirmation opens a delivery exception instead. Doc 22 owns the detail. Cross-reference only for this specification.</w:t>
       </w:r>
     </w:p>
     <w:sectPr>

--- a/docx/20_Warehouse Management System (WMS) - Feature Specification - Morise Holdings Limited.docx
+++ b/docx/20_Warehouse Management System (WMS) - Feature Specification - Morise Holdings Limited.docx
@@ -1720,6 +1720,22 @@
       </w:pPr>
       <w:r>
         <w:t>Automatic Morise e-Stamp on a Customer-Acknowledged Delivery (3 September 2026): after a Morise delivery is completed, the customer confirms receipt of the goods / services in good condition through the customer portal and MBMS automatically places a Morise e-Stamp on the order's invoice (new POST .../delivery/acknowledge; new invoice stamp columns + a PDF seal; migration 20260903180000_invoice_estamp_delivery_ack); a damaged / incomplete / not-received confirmation opens a delivery exception instead. Doc 22 owns the detail. Cross-reference only for this specification.</w:t>
+      </w:r>
+    </w:p>
+    <w:p>
+      <w:pPr>
+        <w:pStyle w:val="Heading2"/>
+      </w:pPr>
+      <w:r>
+        <w:t>Addendum (3 September 2026) — A Clear "Confirm Receipt" Button / Link for the Customer e-Stamp Confirmation</w:t>
+      </w:r>
+    </w:p>
+    <w:p>
+      <w:pPr>
+        <w:pStyle w:val="BodyText"/>
+      </w:pPr>
+      <w:r>
+        <w:t>A Clear "Confirm Receipt" Button / Link (3 September 2026): the customer's confirmation that triggers the automatic Morise e-Stamp (Update 94) is now reachable from a clear button / link - a Home-dashboard prompt, a 'Confirm receipt -&gt;' link on each pending order, and a dedicated /orders/:id/confirm page (new read GET .../orders/awaiting-confirmation). Doc 22 owns the detail; no schema or permission change. Cross-reference only for this specification.</w:t>
       </w:r>
     </w:p>
     <w:sectPr>

--- a/docx/20_Warehouse Management System (WMS) - Feature Specification - Morise Holdings Limited.docx
+++ b/docx/20_Warehouse Management System (WMS) - Feature Specification - Morise Holdings Limited.docx
@@ -1736,6 +1736,22 @@
       </w:pPr>
       <w:r>
         <w:t>A Clear "Confirm Receipt" Button / Link (3 September 2026): the customer's confirmation that triggers the automatic Morise e-Stamp (Update 94) is now reachable from a clear button / link - a Home-dashboard prompt, a 'Confirm receipt -&gt;' link on each pending order, and a dedicated /orders/:id/confirm page (new read GET .../orders/awaiting-confirmation). Doc 22 owns the detail; no schema or permission change. Cross-reference only for this specification.</w:t>
+      </w:r>
+    </w:p>
+    <w:p>
+      <w:pPr>
+        <w:pStyle w:val="Heading2"/>
+      </w:pPr>
+      <w:r>
+        <w:t>Addendum (3 September 2026) — Confirm-Receipt Button Driven by the Order's Delivered Status</w:t>
+      </w:r>
+    </w:p>
+    <w:p>
+      <w:pPr>
+        <w:pStyle w:val="BodyText"/>
+      </w:pPr>
+      <w:r>
+        <w:t>Confirm-Receipt Button Driven by the Order's Delivered Status (3 September 2026): once an administrator marks an order delivered, the storefront shows a Confirm-receipt button; the customer's click attests good condition and generates the automatic Morise e-Stamp (Update 94). The confirmation is now tied to the order's status rather than a Morise Logistics delivery record (new order.delivered_at + customer_receipt_* columns, migration 20260903200000_order_customer_receipt). Doc 22 owns the detail; no new endpoint or permission. Cross-reference only for this specification.</w:t>
       </w:r>
     </w:p>
     <w:sectPr>

--- a/docx/20_Warehouse Management System (WMS) - Feature Specification - Morise Holdings Limited.docx
+++ b/docx/20_Warehouse Management System (WMS) - Feature Specification - Morise Holdings Limited.docx
@@ -1752,6 +1752,22 @@
       </w:pPr>
       <w:r>
         <w:t>Confirm-Receipt Button Driven by the Order's Delivered Status (3 September 2026): once an administrator marks an order delivered, the storefront shows a Confirm-receipt button; the customer's click attests good condition and generates the automatic Morise e-Stamp (Update 94). The confirmation is now tied to the order's status rather than a Morise Logistics delivery record (new order.delivered_at + customer_receipt_* columns, migration 20260903200000_order_customer_receipt). Doc 22 owns the detail; no new endpoint or permission. Cross-reference only for this specification.</w:t>
+      </w:r>
+    </w:p>
+    <w:p>
+      <w:pPr>
+        <w:pStyle w:val="Heading2"/>
+      </w:pPr>
+      <w:r>
+        <w:t>Addendum (3 September 2026) — Social Media Publishing — Composer, Publishing Engine &amp; Status Dashboard (New Doc 24)</w:t>
+      </w:r>
+    </w:p>
+    <w:p>
+      <w:pPr>
+        <w:pStyle w:val="BodyText"/>
+      </w:pPr>
+      <w:r>
+        <w:t>Social Media Publishing - Composer, Publishing Engine &amp; Status Dashboard (New Doc 24) (3 September 2026): MBMS gains a mini Buffer / Hootsuite - write one master post, fan it out to many social media channels in one click with per-platform caption overrides, publish now or schedule, and track per-platform success / failure (new src/social-publishing module + /api/v1/social + social.post.manage / publish / viewAll permissions + migration 20260903220000_social_publishing + an admin Social Publishing screen). The platform publish is simulated in this build - no real OAuth or platform API; doc 24 records the cost / access reality and the aggregator option. Cross-reference only for this specification.</w:t>
       </w:r>
     </w:p>
     <w:sectPr>

--- a/docx/20_Warehouse Management System (WMS) - Feature Specification - Morise Holdings Limited.docx
+++ b/docx/20_Warehouse Management System (WMS) - Feature Specification - Morise Holdings Limited.docx
@@ -1768,6 +1768,22 @@
       </w:pPr>
       <w:r>
         <w:t>Social Media Publishing - Composer, Publishing Engine &amp; Status Dashboard (New Doc 24) (3 September 2026): MBMS gains a mini Buffer / Hootsuite - write one master post, fan it out to many social media channels in one click with per-platform caption overrides, publish now or schedule, and track per-platform success / failure (new src/social-publishing module + /api/v1/social + social.post.manage / publish / viewAll permissions + migration 20260903220000_social_publishing + an admin Social Publishing screen). The platform publish is simulated in this build - no real OAuth or platform API; doc 24 records the cost / access reality and the aggregator option. Cross-reference only for this specification.</w:t>
+      </w:r>
+    </w:p>
+    <w:p>
+      <w:pPr>
+        <w:pStyle w:val="Heading2"/>
+      </w:pPr>
+      <w:r>
+        <w:t>Addendum (8 September 2026) — Product Catalogue for Morise Milling Ltd (Doc 23)</w:t>
+      </w:r>
+    </w:p>
+    <w:p>
+      <w:pPr>
+        <w:pStyle w:val="BodyText"/>
+      </w:pPr>
+      <w:r>
+        <w:t>Product Catalogue for Morise Milling Ltd (Doc 23) (8 September 2026): see docx/23 for the 24-SKU product catalogue seeded for Morise Milling Ltd and the generalised branch-tagged product-registration screen now shared by every subsidiary's Admin Products page (Implementation Status Update 98).</w:t>
       </w:r>
     </w:p>
     <w:sectPr>

--- a/docx/20_Warehouse Management System (WMS) - Feature Specification - Morise Holdings Limited.docx
+++ b/docx/20_Warehouse Management System (WMS) - Feature Specification - Morise Holdings Limited.docx
@@ -1784,6 +1784,22 @@
       </w:pPr>
       <w:r>
         <w:t>Product Catalogue for Morise Milling Ltd (Doc 23) (8 September 2026): see docx/23 for the 24-SKU product catalogue seeded for Morise Milling Ltd and the generalised branch-tagged product-registration screen now shared by every subsidiary's Admin Products page (Implementation Status Update 98).</w:t>
+      </w:r>
+    </w:p>
+    <w:p>
+      <w:pPr>
+        <w:pStyle w:val="Heading2"/>
+      </w:pPr>
+      <w:r>
+        <w:t>Addendum (9 September 2026) — Morise Research &amp; Consultancy Ltd — Seventh Subsidiary (Doc 25)</w:t>
+      </w:r>
+    </w:p>
+    <w:p>
+      <w:pPr>
+        <w:pStyle w:val="BodyText"/>
+      </w:pPr>
+      <w:r>
+        <w:t>Morise Research &amp; Consultancy Ltd — Seventh Subsidiary (Doc 25) (9 September 2026): see docx/25 for the new Morise Research &amp; Consultancy Ltd subsidiary (five field offices, twelve departments, six starter policies) and the RC-MIS feature specification restating the client's research-and-consultancy requirements (Implementation Status Update 99).</w:t>
       </w:r>
     </w:p>
     <w:sectPr>

--- a/docx/20_Warehouse Management System (WMS) - Feature Specification - Morise Holdings Limited.docx
+++ b/docx/20_Warehouse Management System (WMS) - Feature Specification - Morise Holdings Limited.docx
@@ -1800,6 +1800,22 @@
       </w:pPr>
       <w:r>
         <w:t>Morise Research &amp; Consultancy Ltd — Seventh Subsidiary (Doc 25) (9 September 2026): see docx/25 for the new Morise Research &amp; Consultancy Ltd subsidiary (five field offices, twelve departments, six starter policies) and the RC-MIS feature specification restating the client's research-and-consultancy requirements (Implementation Status Update 99).</w:t>
+      </w:r>
+    </w:p>
+    <w:p>
+      <w:pPr>
+        <w:pStyle w:val="Heading2"/>
+      </w:pPr>
+      <w:r>
+        <w:t>Addendum (9 September 2026) — Services Catalogue for Morise Research &amp; Consultancy Ltd (Doc 25)</w:t>
+      </w:r>
+    </w:p>
+    <w:p>
+      <w:pPr>
+        <w:pStyle w:val="BodyText"/>
+      </w:pPr>
+      <w:r>
+        <w:t>Services Catalogue for Morise Research &amp; Consultancy Ltd (Doc 25) (9 September 2026): see docx/25 for the 23-service catalogue seeded for Morise Research &amp; Consultancy Ltd across six categories (research &amp; evaluation studies, field data collection, data management &amp; analysis, monitoring &amp; evaluation services, technical &amp; policy consultancy, training &amp; capacity building), reusing the same ensureService() catalogue pattern as Morise Collateral Management Ltd (Implementation Status Update 100).</w:t>
       </w:r>
     </w:p>
     <w:sectPr>

--- a/docx/20_Warehouse Management System (WMS) - Feature Specification - Morise Holdings Limited.docx
+++ b/docx/20_Warehouse Management System (WMS) - Feature Specification - Morise Holdings Limited.docx
@@ -1816,6 +1816,22 @@
       </w:pPr>
       <w:r>
         <w:t>Services Catalogue for Morise Research &amp; Consultancy Ltd (Doc 25) (9 September 2026): see docx/25 for the 23-service catalogue seeded for Morise Research &amp; Consultancy Ltd across six categories (research &amp; evaluation studies, field data collection, data management &amp; analysis, monitoring &amp; evaluation services, technical &amp; policy consultancy, training &amp; capacity building), reusing the same ensureService() catalogue pattern as Morise Collateral Management Ltd (Implementation Status Update 100).</w:t>
+      </w:r>
+    </w:p>
+    <w:p>
+      <w:pPr>
+        <w:pStyle w:val="Heading2"/>
+      </w:pPr>
+      <w:r>
+        <w:t>Addendum (9 September 2026) — Dockerized Backend, Admin App and Customer Storefront</w:t>
+      </w:r>
+    </w:p>
+    <w:p>
+      <w:pPr>
+        <w:pStyle w:val="BodyText"/>
+      </w:pPr>
+      <w:r>
+        <w:t>Dockerized Backend, Admin App and Customer Storefront (9 September 2026): the MBMS backend, Admin app and Customer Storefront each gain a Dockerfile and a docker-compose.yml service (alongside the existing Postgres/Redis containers) — one command, `docker compose up -d --build`, now brings up the entire platform, including whichever subsidiary systems from this document are eventually built on it (Implementation Status Update 101).</w:t>
       </w:r>
     </w:p>
     <w:sectPr>

--- a/docx/20_Warehouse Management System (WMS) - Feature Specification - Morise Holdings Limited.docx
+++ b/docx/20_Warehouse Management System (WMS) - Feature Specification - Morise Holdings Limited.docx
@@ -1832,6 +1832,22 @@
       </w:pPr>
       <w:r>
         <w:t>Dockerized Backend, Admin App and Customer Storefront (9 September 2026): the MBMS backend, Admin app and Customer Storefront each gain a Dockerfile and a docker-compose.yml service (alongside the existing Postgres/Redis containers) — one command, `docker compose up -d --build`, now brings up the entire platform, including whichever subsidiary systems from this document are eventually built on it (Implementation Status Update 101).</w:t>
+      </w:r>
+    </w:p>
+    <w:p>
+      <w:pPr>
+        <w:pStyle w:val="Heading2"/>
+      </w:pPr>
+      <w:r>
+        <w:t>Addendum (9 September 2026) — Storefront Language Set Scoped to 9 Official Languages</w:t>
+      </w:r>
+    </w:p>
+    <w:p>
+      <w:pPr>
+        <w:pStyle w:val="BodyText"/>
+      </w:pPr>
+      <w:r>
+        <w:t>Storefront Language Set Scoped to 9 Official Languages (9 September 2026): see mbms/README.md — the Customer Storefront's language picker is now scoped to exactly the 9 languages an administrator named (English, Kiswahili, Luganda, Arabic, German, French, Spanish, Italian, Portuguese), grouped Uganda — Official/Global, Uganda — Official/Africa, Uganda — Bantu, Africa, Europe, The Americas. Front-end only; no change to this document's subsidiary.</w:t>
       </w:r>
     </w:p>
     <w:sectPr>

--- a/docx/20_Warehouse Management System (WMS) - Feature Specification - Morise Holdings Limited.docx
+++ b/docx/20_Warehouse Management System (WMS) - Feature Specification - Morise Holdings Limited.docx
@@ -1848,6 +1848,22 @@
       </w:pPr>
       <w:r>
         <w:t>Storefront Language Set Scoped to 9 Official Languages (9 September 2026): see mbms/README.md — the Customer Storefront's language picker is now scoped to exactly the 9 languages an administrator named (English, Kiswahili, Luganda, Arabic, German, French, Spanish, Italian, Portuguese), grouped Uganda — Official/Global, Uganda — Official/Africa, Uganda — Bantu, Africa, Europe, The Americas. Front-end only; no change to this document's subsidiary.</w:t>
+      </w:r>
+    </w:p>
+    <w:p>
+      <w:pPr>
+        <w:pStyle w:val="Heading2"/>
+      </w:pPr>
+      <w:r>
+        <w:t>Addendum (9 September 2026) — Every Non-English Official Language Reaches 100% Key Parity</w:t>
+      </w:r>
+    </w:p>
+    <w:p>
+      <w:pPr>
+        <w:pStyle w:val="BodyText"/>
+      </w:pPr>
+      <w:r>
+        <w:t>Every Non-English Official Language Reaches 100% Key Parity (9 September 2026): see mbms/README.md — all 8 non-English official languages now carry a complete, 528/528-key translation of the Customer Storefront (up from 87.5%), closing a gap left by the group-storefront and delivery-confirmation / Morise e-Stamp features added after the original translation passes. Front-end only; no change to this document's subsidiary.</w:t>
       </w:r>
     </w:p>
     <w:sectPr>

--- a/docx/20_Warehouse Management System (WMS) - Feature Specification - Morise Holdings Limited.docx
+++ b/docx/20_Warehouse Management System (WMS) - Feature Specification - Morise Holdings Limited.docx
@@ -1864,6 +1864,22 @@
       </w:pPr>
       <w:r>
         <w:t>Every Non-English Official Language Reaches 100% Key Parity (9 September 2026): see mbms/README.md — all 8 non-English official languages now carry a complete, 528/528-key translation of the Customer Storefront (up from 87.5%), closing a gap left by the group-storefront and delivery-confirmation / Morise e-Stamp features added after the original translation passes. Front-end only; no change to this document's subsidiary.</w:t>
+      </w:r>
+    </w:p>
+    <w:p>
+      <w:pPr>
+        <w:pStyle w:val="Heading2"/>
+      </w:pPr>
+      <w:r>
+        <w:t>Addendum (9 September 2026) — Admin App and Customer Storefront Connected to Netlify</w:t>
+      </w:r>
+    </w:p>
+    <w:p>
+      <w:pPr>
+        <w:pStyle w:val="BodyText"/>
+      </w:pPr>
+      <w:r>
+        <w:t>Admin App and Customer Storefront Connected to Netlify (9 September 2026): see mbms/README.md — the Admin app and Customer Storefront are now each live on their own Netlify site (morise-admin.netlify.app, morise-storefront.netlify.app); the backend stays hosted separately. Front-end deployment only; no change to this document's subsidiary.</w:t>
       </w:r>
     </w:p>
     <w:sectPr>

--- a/docx/20_Warehouse Management System (WMS) - Feature Specification - Morise Holdings Limited.docx
+++ b/docx/20_Warehouse Management System (WMS) - Feature Specification - Morise Holdings Limited.docx
@@ -1880,6 +1880,22 @@
       </w:pPr>
       <w:r>
         <w:t>Admin App and Customer Storefront Connected to Netlify (9 September 2026): see mbms/README.md — the Admin app and Customer Storefront are now each live on their own Netlify site (morise-admin.netlify.app, morise-storefront.netlify.app); the backend stays hosted separately. Front-end deployment only; no change to this document's subsidiary.</w:t>
+      </w:r>
+    </w:p>
+    <w:p>
+      <w:pPr>
+        <w:pStyle w:val="Heading2"/>
+      </w:pPr>
+      <w:r>
+        <w:t>Addendum (9 September 2026) — Promo Banner Wordings Now Change With the Storefront Language</w:t>
+      </w:r>
+    </w:p>
+    <w:p>
+      <w:pPr>
+        <w:pStyle w:val="BodyText"/>
+      </w:pPr>
+      <w:r>
+        <w:t>Promo Banner Wordings Now Change With the Storefront Language (9 September 2026): see mbms/README.md - all 3 seeded Morise Agro Ltd promo banners (heading, body, link label) now translate fully through the backend content glossary in all 9 official languages, closing a gap left since the banners were first written (Update 39). Backend content-data only; no change to this document's subsidiary.</w:t>
       </w:r>
     </w:p>
     <w:sectPr>

--- a/docx/20_Warehouse Management System (WMS) - Feature Specification - Morise Holdings Limited.docx
+++ b/docx/20_Warehouse Management System (WMS) - Feature Specification - Morise Holdings Limited.docx
@@ -1896,6 +1896,22 @@
       </w:pPr>
       <w:r>
         <w:t>Promo Banner Wordings Now Change With the Storefront Language (9 September 2026): see mbms/README.md - all 3 seeded Morise Agro Ltd promo banners (heading, body, link label) now translate fully through the backend content glossary in all 9 official languages, closing a gap left since the banners were first written (Update 39). Backend content-data only; no change to this document's subsidiary.</w:t>
+      </w:r>
+    </w:p>
+    <w:p>
+      <w:pPr>
+        <w:pStyle w:val="Heading2"/>
+      </w:pPr>
+      <w:r>
+        <w:t>Addendum (9 September 2026) — SSL/TLS Certificates via Let's Encrypt</w:t>
+      </w:r>
+    </w:p>
+    <w:p>
+      <w:pPr>
+        <w:pStyle w:val="BodyText"/>
+      </w:pPr>
+      <w:r>
+        <w:t>SSL/TLS Certificates via Let's Encrypt (9 September 2026): see mbms/README.md - Netlify and Render already auto-provision and auto-renew Let's Encrypt certificates for every site they host; a new mbms/deploy/ directory adds an equivalent free, auto-renewing HTTPS path (nginx-proxy + certbot) for a self-hosted docker-compose deployment. Infrastructure only; no change to this document's subsidiary.</w:t>
       </w:r>
     </w:p>
     <w:sectPr>
